--- a/conf/base_document/form_template/bg/被测软件基本信息.docx
+++ b/conf/base_document/form_template/bg/被测软件基本信息.docx
@@ -834,6 +834,7 @@
               <w:jc w:val="center"/>
               <w:rPr>
                 <w:rFonts w:ascii="Times New Roman" w:cs="Times New Roman"/>
+                <w:szCs w:val="21"/>
               </w:rPr>
             </w:pPr>
           </w:p>
@@ -885,6 +886,7 @@
               <w:jc w:val="both"/>
               <w:rPr>
                 <w:rFonts w:ascii="Times New Roman" w:cs="Times New Roman"/>
+                <w:szCs w:val="21"/>
               </w:rPr>
             </w:pPr>
             <w:r>
@@ -1106,6 +1108,13 @@
             </w:r>
             <w:r>
               <w:rPr>
+                <w:rFonts w:hint="eastAsia"/>
+                <w:szCs w:val="21"/>
+              </w:rPr>
+              <w:t>item.</w:t>
+            </w:r>
+            <w:r>
+              <w:rPr>
                 <w:szCs w:val="21"/>
               </w:rPr>
               <w:t>line_count</w:t>
@@ -1122,7 +1131,21 @@
                 <w:rFonts w:hint="eastAsia"/>
                 <w:szCs w:val="21"/>
               </w:rPr>
-              <w:t>/{{effective_line}}</w:t>
+              <w:t>/{{</w:t>
+            </w:r>
+            <w:r>
+              <w:rPr>
+                <w:rFonts w:hint="eastAsia"/>
+                <w:szCs w:val="21"/>
+              </w:rPr>
+              <w:t>item.</w:t>
+            </w:r>
+            <w:r>
+              <w:rPr>
+                <w:rFonts w:hint="eastAsia"/>
+                <w:szCs w:val="21"/>
+              </w:rPr>
+              <w:t>effective_line}}</w:t>
             </w:r>
           </w:p>
         </w:tc>
